--- a/tpi/docx/011.content.docx
+++ b/tpi/docx/011.content.docx
@@ -286,18 +286,12 @@
         </w:rPr>
         <w:t xml:space="preserve"> em i wanpela teritori o manmeri we wanpela </w:t>
       </w:r>
-      <w:hyperlink r:id="rId13">
-        <w:r>
-          <w:rPr>
-            <w:lang w:val="png_PG" w:bidi="png_PG"/>
-          </w:rPr>
-          <w:rPr>
-            <w:color w:val="0000EE"/>
-            <w:u w:val="single"/>
-          </w:rPr>
-          <w:t>king</w:t>
-        </w:r>
-      </w:hyperlink>
+      <w:r>
+        <w:rPr>
+          <w:lang w:val="png_PG" w:bidi="png_PG"/>
+        </w:rPr>
+        <w:t>king</w:t>
+      </w:r>
       <w:r>
         <w:rPr>
           <w:lang w:val="png_PG" w:bidi="png_PG"/>
@@ -374,7 +368,6 @@
       </w:r>
       <w:r>
         <w:rPr>
-          <w:b/>
           <w:lang w:val="png_PG" w:bidi="png_PG"/>
         </w:rPr>
         <w:t>ol Ju o ol Judaman</w:t>
@@ -385,18 +378,12 @@
         </w:rPr>
         <w:t xml:space="preserve"> i ting olsem pasin bilong kolim nem bilong God em i no pasin bilong soim rispek, olsem na sampela taim ol i save tok "</w:t>
       </w:r>
-      <w:hyperlink r:id="rId14">
-        <w:r>
-          <w:rPr>
-            <w:lang w:val="png_PG" w:bidi="png_PG"/>
-          </w:rPr>
-          <w:rPr>
-            <w:color w:val="0000EE"/>
-            <w:u w:val="single"/>
-          </w:rPr>
-          <w:t>heven</w:t>
-        </w:r>
-      </w:hyperlink>
+      <w:r>
+        <w:rPr>
+          <w:lang w:val="png_PG" w:bidi="png_PG"/>
+        </w:rPr>
+        <w:t>heven</w:t>
+      </w:r>
       <w:r>
         <w:rPr>
           <w:lang w:val="png_PG" w:bidi="png_PG"/>
@@ -417,54 +404,36 @@
         </w:rPr>
         <w:t xml:space="preserve">Wanpela </w:t>
       </w:r>
-      <w:hyperlink r:id="rId13">
-        <w:r>
-          <w:rPr>
-            <w:lang w:val="png_PG" w:bidi="png_PG"/>
-          </w:rPr>
-          <w:rPr>
-            <w:color w:val="0000EE"/>
-            <w:u w:val="single"/>
-          </w:rPr>
-          <w:t>king</w:t>
-        </w:r>
-      </w:hyperlink>
+      <w:r>
+        <w:rPr>
+          <w:lang w:val="png_PG" w:bidi="png_PG"/>
+        </w:rPr>
+        <w:t>king</w:t>
+      </w:r>
       <w:r>
         <w:rPr>
           <w:lang w:val="png_PG" w:bidi="png_PG"/>
         </w:rPr>
         <w:t xml:space="preserve"> em i wanpela rula o man husat i bosim na lukautim wanpela lain manmeri. Graun we i kam aninit long </w:t>
       </w:r>
-      <w:hyperlink r:id="rId15">
-        <w:r>
-          <w:rPr>
-            <w:lang w:val="png_PG" w:bidi="png_PG"/>
-          </w:rPr>
-          <w:rPr>
-            <w:color w:val="0000EE"/>
-            <w:u w:val="single"/>
-          </w:rPr>
-          <w:t>atoriti</w:t>
-        </w:r>
-      </w:hyperlink>
+      <w:r>
+        <w:rPr>
+          <w:lang w:val="png_PG" w:bidi="png_PG"/>
+        </w:rPr>
+        <w:t>atoriti</w:t>
+      </w:r>
       <w:r>
         <w:rPr>
           <w:lang w:val="png_PG" w:bidi="png_PG"/>
         </w:rPr>
         <w:t xml:space="preserve"> bilong wanpela king em ol i save kolim olsem </w:t>
       </w:r>
-      <w:hyperlink r:id="rId16">
-        <w:r>
-          <w:rPr>
-            <w:lang w:val="png_PG" w:bidi="png_PG"/>
-          </w:rPr>
-          <w:rPr>
-            <w:color w:val="0000EE"/>
-            <w:u w:val="single"/>
-          </w:rPr>
-          <w:t>kingdom</w:t>
-        </w:r>
-      </w:hyperlink>
+      <w:r>
+        <w:rPr>
+          <w:lang w:val="png_PG" w:bidi="png_PG"/>
+        </w:rPr>
+        <w:t>kingdom</w:t>
+      </w:r>
       <w:r>
         <w:rPr>
           <w:lang w:val="png_PG" w:bidi="png_PG"/>
@@ -485,18 +454,12 @@
         </w:rPr>
         <w:t xml:space="preserve">God em i king bilong olgeta hap bilong wol. Olgeta kriesen i kingdom bilong em. Insait long Olpela Testamen, ol manmeri bilong </w:t>
       </w:r>
-      <w:hyperlink r:id="rId17">
-        <w:r>
-          <w:rPr>
-            <w:lang w:val="png_PG" w:bidi="png_PG"/>
-          </w:rPr>
-          <w:rPr>
-            <w:color w:val="0000EE"/>
-            <w:u w:val="single"/>
-          </w:rPr>
-          <w:t>Israel</w:t>
-        </w:r>
-      </w:hyperlink>
+      <w:r>
+        <w:rPr>
+          <w:lang w:val="png_PG" w:bidi="png_PG"/>
+        </w:rPr>
+        <w:t>Israel</w:t>
+      </w:r>
       <w:r>
         <w:rPr>
           <w:lang w:val="png_PG" w:bidi="png_PG"/>
@@ -519,35 +482,33 @@
       </w:r>
       <w:r>
         <w:rPr>
+          <w:lang w:val="png_PG" w:bidi="png_PG"/>
+        </w:rPr>
+        <w:t>Israel</w:t>
+      </w:r>
+      <w:r>
+        <w:rPr>
+          <w:lang w:val="png_PG" w:bidi="png_PG"/>
+        </w:rPr>
+        <w:t xml:space="preserve"> tu i no save harim tok. Ol</w:t>
+      </w:r>
+      <w:r>
+        <w:rPr>
+          <w:lang w:val="png_PG" w:bidi="png_PG"/>
+        </w:rPr>
+        <w:t>profet</w:t>
+      </w:r>
+      <w:r>
+        <w:rPr>
+          <w:lang w:val="png_PG" w:bidi="png_PG"/>
+        </w:rPr>
+        <w:t xml:space="preserve">, husat i save givim ol mesej bilong God i go long ol manmeri, ol i tokim ol Israel olsem wanpela de God bai kam na mekim kingdom bilong em i stap oltaim oltaim. Taim dispela i kamap, olgeta manmeri bai daunim ol yet na givim ol yet i go long God na harim tok bilong em. Olgeta manmeri long olgeta hap, na olgeta samting we God i wokim, ol bai stap </w:t>
+      </w:r>
+      <w:r>
+        <w:rPr>
           <w:b/>
           <w:lang w:val="png_PG" w:bidi="png_PG"/>
         </w:rPr>
-        <w:t>Israel</w:t>
-      </w:r>
-      <w:r>
-        <w:rPr>
-          <w:lang w:val="png_PG" w:bidi="png_PG"/>
-        </w:rPr>
-        <w:t xml:space="preserve"> tu i no save harim tok. Ol</w:t>
-      </w:r>
-      <w:r>
-        <w:rPr>
-          <w:b/>
-          <w:lang w:val="png_PG" w:bidi="png_PG"/>
-        </w:rPr>
-        <w:t>profet</w:t>
-      </w:r>
-      <w:r>
-        <w:rPr>
-          <w:lang w:val="png_PG" w:bidi="png_PG"/>
-        </w:rPr>
-        <w:t xml:space="preserve">, husat i save givim ol mesej bilong God i go long ol manmeri, ol i tokim ol Israel olsem wanpela de God bai kam na mekim kingdom bilong em i stap oltaim oltaim. Taim dispela i kamap, olgeta manmeri bai daunim ol yet na givim ol yet i go long God na harim tok bilong em. Olgeta manmeri long olgeta hap, na olgeta samting we God i wokim, ol bai stap </w:t>
-      </w:r>
-      <w:r>
-        <w:rPr>
-          <w:b/>
-          <w:lang w:val="png_PG" w:bidi="png_PG"/>
-        </w:rPr>
         <w:t>klostu long em na harim tok bilong em</w:t>
       </w:r>
       <w:r>
@@ -556,18 +517,12 @@
         </w:rPr>
         <w:t xml:space="preserve"> na em bai stap olsem gutpela king bilong ol na ol bai stap olsem gutpela manmeri bilong em. I bai nogat moa safaring, pen na hevi o </w:t>
       </w:r>
-      <w:hyperlink r:id="rId18">
-        <w:r>
-          <w:rPr>
-            <w:lang w:val="png_PG" w:bidi="png_PG"/>
-          </w:rPr>
-          <w:rPr>
-            <w:color w:val="0000EE"/>
-            <w:u w:val="single"/>
-          </w:rPr>
-          <w:t>nogut samting</w:t>
-        </w:r>
-      </w:hyperlink>
+      <w:r>
+        <w:rPr>
+          <w:lang w:val="png_PG" w:bidi="png_PG"/>
+        </w:rPr>
+        <w:t>nogut samting</w:t>
+      </w:r>
       <w:r>
         <w:rPr>
           <w:lang w:val="png_PG" w:bidi="png_PG"/>
@@ -576,7 +531,6 @@
       </w:r>
       <w:r>
         <w:rPr>
-          <w:b/>
           <w:lang w:val="png_PG" w:bidi="png_PG"/>
         </w:rPr>
         <w:t>pre</w:t>
@@ -614,18 +568,12 @@
         </w:rPr>
         <w:t xml:space="preserve">! Ol narapela kain </w:t>
       </w:r>
-      <w:hyperlink r:id="rId19">
-        <w:r>
-          <w:rPr>
-            <w:lang w:val="png_PG" w:bidi="png_PG"/>
-          </w:rPr>
-          <w:rPr>
-            <w:color w:val="0000EE"/>
-            <w:u w:val="single"/>
-          </w:rPr>
-          <w:t>mirakel</w:t>
-        </w:r>
-      </w:hyperlink>
+      <w:r>
+        <w:rPr>
+          <w:lang w:val="png_PG" w:bidi="png_PG"/>
+        </w:rPr>
+        <w:t>mirakel</w:t>
+      </w:r>
       <w:r>
         <w:rPr>
           <w:lang w:val="png_PG" w:bidi="png_PG"/>
@@ -646,36 +594,24 @@
         </w:rPr>
         <w:t xml:space="preserve">Tasol yumi no inap long lukim yet olsem God i wok long rulim o bosim olgeta samting i stap. Ol manmeri i wok long kamap sik yet, na mekim </w:t>
       </w:r>
-      <w:hyperlink r:id="rId20">
-        <w:r>
-          <w:rPr>
-            <w:lang w:val="png_PG" w:bidi="png_PG"/>
-          </w:rPr>
-          <w:rPr>
-            <w:color w:val="0000EE"/>
-            <w:u w:val="single"/>
-          </w:rPr>
-          <w:t>sin</w:t>
-        </w:r>
-      </w:hyperlink>
+      <w:r>
+        <w:rPr>
+          <w:lang w:val="png_PG" w:bidi="png_PG"/>
+        </w:rPr>
+        <w:t>sin</w:t>
+      </w:r>
       <w:r>
         <w:rPr>
           <w:lang w:val="png_PG" w:bidi="png_PG"/>
         </w:rPr>
         <w:t xml:space="preserve"> yet, na yumi wok long gat ol woa yet. </w:t>
       </w:r>
-      <w:hyperlink r:id="rId21">
-        <w:r>
-          <w:rPr>
-            <w:lang w:val="png_PG" w:bidi="png_PG"/>
-          </w:rPr>
-          <w:rPr>
-            <w:color w:val="0000EE"/>
-            <w:u w:val="single"/>
-          </w:rPr>
-          <w:t>Satan</w:t>
-        </w:r>
-      </w:hyperlink>
+      <w:r>
+        <w:rPr>
+          <w:lang w:val="png_PG" w:bidi="png_PG"/>
+        </w:rPr>
+        <w:t>Satan</w:t>
+      </w:r>
       <w:r>
         <w:rPr>
           <w:lang w:val="png_PG" w:bidi="png_PG"/>
@@ -710,18 +646,12 @@
         </w:rPr>
         <w:t xml:space="preserve">Ol manmeri long taim bilong Jisas i bin ting olsem taim kingdom bilong God i kam, em bai ristorim Israel i go bek olsem </w:t>
       </w:r>
-      <w:hyperlink r:id="rId22">
-        <w:r>
-          <w:rPr>
-            <w:lang w:val="png_PG" w:bidi="png_PG"/>
-          </w:rPr>
-          <w:rPr>
-            <w:color w:val="0000EE"/>
-            <w:u w:val="single"/>
-          </w:rPr>
-          <w:t>kantri</w:t>
-        </w:r>
-      </w:hyperlink>
+      <w:r>
+        <w:rPr>
+          <w:lang w:val="png_PG" w:bidi="png_PG"/>
+        </w:rPr>
+        <w:t>kantri</w:t>
+      </w:r>
       <w:r>
         <w:rPr>
           <w:lang w:val="png_PG" w:bidi="png_PG"/>
@@ -730,7 +660,6 @@
       </w:r>
       <w:r>
         <w:rPr>
-          <w:b/>
           <w:lang w:val="png_PG" w:bidi="png_PG"/>
         </w:rPr>
         <w:t>ol disaipel</w:t>
@@ -757,7 +686,6 @@
       </w:r>
       <w:r>
         <w:rPr>
-          <w:b/>
           <w:lang w:val="png_PG" w:bidi="png_PG"/>
         </w:rPr>
         <w:t>parabel</w:t>
@@ -809,18 +737,12 @@
         </w:rPr>
         <w:t xml:space="preserve">Sampela ol hap insait long Nupela Testamen i toktok long God i stap olsem king, na sampela ol hap i toktok long Jisas i stap olsem king. Bikos Jisas em i God tu, tupela wantaim i tru long seim taim. </w:t>
       </w:r>
-      <w:hyperlink r:id="rId23">
-        <w:r>
-          <w:rPr>
-            <w:lang w:val="png_PG" w:bidi="png_PG"/>
-          </w:rPr>
-          <w:rPr>
-            <w:color w:val="0000EE"/>
-            <w:u w:val="single"/>
-          </w:rPr>
-          <w:t>Aposel</w:t>
-        </w:r>
-      </w:hyperlink>
+      <w:r>
+        <w:rPr>
+          <w:lang w:val="png_PG" w:bidi="png_PG"/>
+        </w:rPr>
+        <w:t>Aposel</w:t>
+      </w:r>
       <w:r>
         <w:rPr>
           <w:lang w:val="png_PG" w:bidi="png_PG"/>
